--- a/src/content/bios/Salter-JA 2022.docx
+++ b/src/content/bios/Salter-JA 2022.docx
@@ -1,6 +1,6 @@
 
 <file path=word/document.xml><?xml version="1.0" encoding="utf-8"?>
-<w:document xmlns:wpc="http://schemas.microsoft.com/office/word/2010/wordprocessingCanvas" xmlns:cx="http://schemas.microsoft.com/office/drawing/2014/chartex" xmlns:cx1="http://schemas.microsoft.com/office/drawing/2015/9/8/chartex" xmlns:cx2="http://schemas.microsoft.com/office/drawing/2015/10/21/chartex" xmlns:cx3="http://schemas.microsoft.com/office/drawing/2016/5/9/chartex" xmlns:cx4="http://schemas.microsoft.com/office/drawing/2016/5/10/chartex" xmlns:cx5="http://schemas.microsoft.com/office/drawing/2016/5/11/chartex" xmlns:cx6="http://schemas.microsoft.com/office/drawing/2016/5/12/chartex" xmlns:cx7="http://schemas.microsoft.com/office/drawing/2016/5/13/chartex" xmlns:cx8="http://schemas.microsoft.com/office/drawing/2016/5/14/chartex" xmlns:mc="http://schemas.openxmlformats.org/markup-compatibility/2006" xmlns:aink="http://schemas.microsoft.com/office/drawing/2016/ink" xmlns:am3d="http://schemas.microsoft.com/office/drawing/2017/model3d" xmlns:o="urn:schemas-microsoft-com:office:office" xmlns:oel="http://schemas.microsoft.com/office/2019/extlst" xmlns:r="http://schemas.openxmlformats.org/officeDocument/2006/relationships" xmlns:m="http://schemas.openxmlformats.org/officeDocument/2006/math" xmlns:v="urn:schemas-microsoft-com:vml" xmlns:wp14="http://schemas.microsoft.com/office/word/2010/wordprocessingDrawing" xmlns:wp="http://schemas.openxmlformats.org/drawingml/2006/wordprocessingDrawing" xmlns:w10="urn:schemas-microsoft-com:office:word" xmlns:w="http://schemas.openxmlformats.org/wordprocessingml/2006/main" xmlns:w14="http://schemas.microsoft.com/office/word/2010/wordml" xmlns:w15="http://schemas.microsoft.com/office/word/2012/wordml" xmlns:w16cex="http://schemas.microsoft.com/office/word/2018/wordml/cex" xmlns:w16cid="http://schemas.microsoft.com/office/word/2016/wordml/cid" xmlns:w16="http://schemas.microsoft.com/office/word/2018/wordml" xmlns:w16du="http://schemas.microsoft.com/office/word/2023/wordml/word16du" xmlns:w16sdtdh="http://schemas.microsoft.com/office/word/2020/wordml/sdtdatahash" xmlns:w16sdtfl="http://schemas.microsoft.com/office/word/2024/wordml/sdtformatlock" xmlns:w16se="http://schemas.microsoft.com/office/word/2015/wordml/symex" xmlns:wpg="http://schemas.microsoft.com/office/word/2010/wordprocessingGroup" xmlns:wpi="http://schemas.microsoft.com/office/word/2010/wordprocessingInk" xmlns:wne="http://schemas.microsoft.com/office/word/2006/wordml" xmlns:wps="http://schemas.microsoft.com/office/word/2010/wordprocessingShape" mc:Ignorable="w14 w15 w16se w16cid w16 w16cex w16sdtdh w16sdtfl w16du wp14">
+<w:document xmlns:wpc="http://schemas.microsoft.com/office/word/2010/wordprocessingCanvas" xmlns:cx="http://schemas.microsoft.com/office/drawing/2014/chartex" xmlns:cx1="http://schemas.microsoft.com/office/drawing/2015/9/8/chartex" xmlns:cx2="http://schemas.microsoft.com/office/drawing/2015/10/21/chartex" xmlns:cx3="http://schemas.microsoft.com/office/drawing/2016/5/9/chartex" xmlns:cx4="http://schemas.microsoft.com/office/drawing/2016/5/10/chartex" xmlns:cx5="http://schemas.microsoft.com/office/drawing/2016/5/11/chartex" xmlns:cx6="http://schemas.microsoft.com/office/drawing/2016/5/12/chartex" xmlns:cx7="http://schemas.microsoft.com/office/drawing/2016/5/13/chartex" xmlns:cx8="http://schemas.microsoft.com/office/drawing/2016/5/14/chartex" xmlns:mc="http://schemas.openxmlformats.org/markup-compatibility/2006" xmlns:m="http://schemas.openxmlformats.org/officeDocument/2006/math" xmlns:aink="http://schemas.microsoft.com/office/drawing/2016/ink" xmlns:am3d="http://schemas.microsoft.com/office/drawing/2017/model3d" xmlns:oel="http://schemas.microsoft.com/office/2019/extlst" xmlns:r="http://schemas.openxmlformats.org/officeDocument/2006/relationships" xmlns:wp14="http://schemas.microsoft.com/office/word/2010/wordprocessingDrawing" xmlns:wp="http://schemas.openxmlformats.org/drawingml/2006/wordprocessingDrawing" xmlns:wpg="http://schemas.microsoft.com/office/word/2010/wordprocessingGroup" xmlns:wpi="http://schemas.microsoft.com/office/word/2010/wordprocessingInk" xmlns:wps="http://schemas.microsoft.com/office/word/2010/wordprocessingShape" xmlns:o="urn:schemas-microsoft-com:office:office" xmlns:v="urn:schemas-microsoft-com:vml" xmlns:w10="urn:schemas-microsoft-com:office:word" xmlns:w="http://schemas.openxmlformats.org/wordprocessingml/2006/main" xmlns:w14="http://schemas.microsoft.com/office/word/2010/wordml" xmlns:w15="http://schemas.microsoft.com/office/word/2012/wordml" xmlns:w16cei="http://schemas.microsoft.com/office/word/2026/wordml/cei" xmlns:w16cex="http://schemas.microsoft.com/office/word/2018/wordml/cex" xmlns:w16cid="http://schemas.microsoft.com/office/word/2016/wordml/cid" xmlns:w16="http://schemas.microsoft.com/office/word/2018/wordml" xmlns:w16sdtdh="http://schemas.microsoft.com/office/word/2020/wordml/sdtdatahash" xmlns:w16sdtfl="http://schemas.microsoft.com/office/word/2024/wordml/sdtformatlock" xmlns:w16se="http://schemas.microsoft.com/office/word/2015/wordml/symex" xmlns:w16du="http://schemas.microsoft.com/office/word/2023/wordml/word16du" xmlns:wne="http://schemas.microsoft.com/office/word/2006/wordml" mc:Ignorable="w14 w15 w16se w16cid w16 w16cex w16sdtdh w16sdtfl w16du wp14">
   <w:body>
     <w:p>
       <w:pPr>
@@ -170,9 +170,9 @@
           <w:noProof/>
         </w:rPr>
         <w:drawing>
-          <wp:inline distT="0" distB="0" distL="0" distR="0" wp14:anchorId="400000AC" wp14:editId="3F66C082">
-            <wp:extent cx="1519183" cy="2424430"/>
-            <wp:effectExtent l="0" t="0" r="5080" b="1270"/>
+          <wp:inline distT="0" distB="0" distL="0" distR="0" wp14:anchorId="400000AC" wp14:editId="5B69973D">
+            <wp:extent cx="1816100" cy="2898273"/>
+            <wp:effectExtent l="0" t="0" r="0" b="0"/>
             <wp:docPr id="3" name="Afbeelding 3"/>
             <wp:cNvGraphicFramePr>
               <a:graphicFrameLocks xmlns:a="http://schemas.openxmlformats.org/drawingml/2006/main" noChangeAspect="1"/>
@@ -200,7 +200,7 @@
                   <pic:spPr bwMode="auto">
                     <a:xfrm>
                       <a:off x="0" y="0"/>
-                      <a:ext cx="1625020" cy="2593333"/>
+                      <a:ext cx="1947062" cy="3107272"/>
                     </a:xfrm>
                     <a:prstGeom prst="rect">
                       <a:avLst/>
@@ -230,25 +230,13 @@
         <w:jc w:val="both"/>
       </w:pPr>
       <w:r>
-        <w:t>Source: Library of Congress</w:t>
-      </w:r>
-      <w:r>
-        <w:t>, at</w:t>
-      </w:r>
-      <w:r>
-        <w:t xml:space="preserve"> </w:t>
-      </w:r>
-      <w:hyperlink r:id="rId7" w:history="1">
-        <w:r>
-          <w:rPr>
-            <w:rStyle w:val="Hyperlink"/>
-            <w:u w:val="none"/>
-          </w:rPr>
-          <w:t>www.loc.gov/item/2014717425/</w:t>
-        </w:r>
-      </w:hyperlink>
-      <w:r>
-        <w:t xml:space="preserve"> </w:t>
+        <w:t xml:space="preserve">Source: </w:t>
+      </w:r>
+      <w:r>
+        <w:rPr>
+          <w:rFonts w:cs="Times New Roman"/>
+        </w:rPr>
+        <w:t>Salter, n.d., United Nations Archives at Geneva, LN/119</w:t>
       </w:r>
     </w:p>
     <w:p>
@@ -508,7 +496,11 @@
         <w:t xml:space="preserve">George Bernard Shaw, </w:t>
       </w:r>
       <w:r>
-        <w:t>Beatrice and Sydney Webb and H</w:t>
+        <w:t xml:space="preserve">Beatrice and Sydney Webb and </w:t>
+      </w:r>
+      <w:r>
+        <w:lastRenderedPageBreak/>
+        <w:t>H</w:t>
       </w:r>
       <w:r>
         <w:t>erbert</w:t>
@@ -541,11 +533,7 @@
         <w:t xml:space="preserve"> </w:t>
       </w:r>
       <w:r>
-        <w:t xml:space="preserve">a charitable institution that made the rich </w:t>
-      </w:r>
-      <w:r>
-        <w:lastRenderedPageBreak/>
-        <w:t>and poor live more closely together. H</w:t>
+        <w:t>a charitable institution that made the rich and poor live more closely together. H</w:t>
       </w:r>
       <w:r>
         <w:t>e became acquainted with more people in favour of social reform and the debates among residents suited his intellectual hunger.</w:t>
@@ -840,14 +828,11 @@
         <w:t xml:space="preserve"> card-index system helped to overcome the </w:t>
       </w:r>
       <w:r>
+        <w:lastRenderedPageBreak/>
         <w:t>N</w:t>
       </w:r>
       <w:r>
-        <w:t xml:space="preserve">avy’s resistance against convoys, with a system of convoys on selected routes starting in May. </w:t>
-      </w:r>
-      <w:r>
-        <w:lastRenderedPageBreak/>
-        <w:t xml:space="preserve">Given the </w:t>
+        <w:t xml:space="preserve">avy’s resistance against convoys, with a system of convoys on selected routes starting in May. Given the </w:t>
       </w:r>
       <w:r>
         <w:t xml:space="preserve">mounting </w:t>
@@ -1216,7 +1201,11 @@
         <w:t>with</w:t>
       </w:r>
       <w:r>
-        <w:t xml:space="preserve"> a plan to organize economic </w:t>
+        <w:t xml:space="preserve"> </w:t>
+      </w:r>
+      <w:r>
+        <w:lastRenderedPageBreak/>
+        <w:t xml:space="preserve">a plan to organize economic </w:t>
       </w:r>
       <w:proofErr w:type="gramStart"/>
       <w:r>
@@ -1227,11 +1216,7 @@
       </w:r>
       <w:proofErr w:type="gramEnd"/>
       <w:r>
-        <w:t xml:space="preserve"> did not attend the conference on the topic in Geneva </w:t>
-      </w:r>
-      <w:r>
-        <w:lastRenderedPageBreak/>
-        <w:t>as the British government pressed him to take the post of General Secretary of the Reparation Commission in Paris in January 1920. Salter accepted but retained the right to re</w:t>
+        <w:t xml:space="preserve"> did not attend the conference on the topic in Geneva as the British government pressed him to take the post of General Secretary of the Reparation Commission in Paris in January 1920. Salter accepted but retained the right to re</w:t>
       </w:r>
       <w:r>
         <w:t>turn</w:t>
@@ -1576,11 +1561,11 @@
         <w:t>agreed</w:t>
       </w:r>
       <w:r>
-        <w:t xml:space="preserve"> unanimously on a comprehensive code of commercial policy behaviour. The Conference was semi-governmental, </w:t>
+        <w:t xml:space="preserve"> unanimously on a </w:t>
       </w:r>
       <w:r>
         <w:lastRenderedPageBreak/>
-        <w:t xml:space="preserve">partly composed of officials nominated by governments and partly of </w:t>
+        <w:t xml:space="preserve">comprehensive code of commercial policy behaviour. The Conference was semi-governmental, partly composed of officials nominated by governments and partly of </w:t>
       </w:r>
       <w:r>
         <w:t>economic and social experts</w:t>
@@ -1861,7 +1846,7 @@
       <w:r>
         <w:t xml:space="preserve"> The Lord Salter Papers in the Churchill Archives Centre in Cambridge, United Kingdom, see </w:t>
       </w:r>
-      <w:hyperlink r:id="rId8" w:history="1">
+      <w:hyperlink r:id="rId7" w:history="1">
         <w:r>
           <w:rPr>
             <w:rStyle w:val="Hyperlink"/>
@@ -2007,7 +1992,11 @@
         <w:t>Journal of the British Institute of International Affairs</w:t>
       </w:r>
       <w:r>
-        <w:t xml:space="preserve">, 4, 1925, 313-314; </w:t>
+        <w:t xml:space="preserve">, 4, 1925, </w:t>
+      </w:r>
+      <w:r>
+        <w:lastRenderedPageBreak/>
+        <w:t xml:space="preserve">313-314; </w:t>
       </w:r>
       <w:r>
         <w:t xml:space="preserve">‘The World Economic Conference’ in </w:t>
@@ -2026,11 +2015,7 @@
         <w:t xml:space="preserve"> </w:t>
       </w:r>
       <w:r>
-        <w:t xml:space="preserve">‘The World </w:t>
-      </w:r>
-      <w:r>
-        <w:lastRenderedPageBreak/>
-        <w:t xml:space="preserve">Economic Conference of May 1927’ in </w:t>
+        <w:t xml:space="preserve">‘The World Economic Conference of May 1927’ in </w:t>
       </w:r>
       <w:r>
         <w:rPr>
@@ -2879,13 +2864,21 @@
       <w:r>
         <w:t xml:space="preserve">, Oxford 2004, available at </w:t>
       </w:r>
-      <w:hyperlink r:id="rId9" w:history="1">
+      <w:hyperlink r:id="rId8" w:history="1">
         <w:r>
           <w:rPr>
             <w:rStyle w:val="Hyperlink"/>
             <w:u w:val="none"/>
           </w:rPr>
-          <w:t>www.oxforddnb.com/view/10.1093/ref:odnb/9780198614128.001.0001/odnb-9780198614128-e-31651</w:t>
+          <w:t>www.oxforddnb.com/view/10.1093/ref:odnb/9780198614128.001.0001/odnb-</w:t>
+        </w:r>
+        <w:r>
+          <w:rPr>
+            <w:rStyle w:val="Hyperlink"/>
+            <w:u w:val="none"/>
+          </w:rPr>
+          <w:lastRenderedPageBreak/>
+          <w:t>9780198614128-e-31651</w:t>
         </w:r>
       </w:hyperlink>
       <w:r>
@@ -2906,11 +2899,7 @@
         <w:t>, ‘Internationalism in the Economic and Financial</w:t>
       </w:r>
       <w:r>
-        <w:t xml:space="preserve"> </w:t>
-      </w:r>
-      <w:r>
-        <w:lastRenderedPageBreak/>
-        <w:t xml:space="preserve">Organisation of the League of Nations’ in D. Laqua (Ed.), </w:t>
+        <w:t xml:space="preserve"> Organisation of the League of Nations’ in D. Laqua (Ed.), </w:t>
       </w:r>
       <w:r>
         <w:rPr>
@@ -3348,7 +3337,7 @@
       <w:r>
         <w:t xml:space="preserve">Eisenberg, </w:t>
       </w:r>
-      <w:hyperlink r:id="rId10" w:history="1">
+      <w:hyperlink r:id="rId9" w:history="1">
         <w:r>
           <w:rPr>
             <w:rStyle w:val="Hyperlink"/>
@@ -3362,9 +3351,9 @@
       </w:r>
     </w:p>
     <w:sectPr>
-      <w:headerReference w:type="even" r:id="rId11"/>
-      <w:headerReference w:type="default" r:id="rId12"/>
-      <w:footerReference w:type="default" r:id="rId13"/>
+      <w:headerReference w:type="even" r:id="rId10"/>
+      <w:headerReference w:type="default" r:id="rId11"/>
+      <w:footerReference w:type="default" r:id="rId12"/>
       <w:pgSz w:w="11900" w:h="16840"/>
       <w:pgMar w:top="1418" w:right="1418" w:bottom="1418" w:left="1418" w:header="709" w:footer="709" w:gutter="0"/>
       <w:cols w:space="708"/>
@@ -3375,7 +3364,7 @@
 </file>
 
 <file path=word/endnotes.xml><?xml version="1.0" encoding="utf-8"?>
-<w:endnotes xmlns:wpc="http://schemas.microsoft.com/office/word/2010/wordprocessingCanvas" xmlns:cx="http://schemas.microsoft.com/office/drawing/2014/chartex" xmlns:cx1="http://schemas.microsoft.com/office/drawing/2015/9/8/chartex" xmlns:cx2="http://schemas.microsoft.com/office/drawing/2015/10/21/chartex" xmlns:cx3="http://schemas.microsoft.com/office/drawing/2016/5/9/chartex" xmlns:cx4="http://schemas.microsoft.com/office/drawing/2016/5/10/chartex" xmlns:cx5="http://schemas.microsoft.com/office/drawing/2016/5/11/chartex" xmlns:cx6="http://schemas.microsoft.com/office/drawing/2016/5/12/chartex" xmlns:cx7="http://schemas.microsoft.com/office/drawing/2016/5/13/chartex" xmlns:cx8="http://schemas.microsoft.com/office/drawing/2016/5/14/chartex" xmlns:mc="http://schemas.openxmlformats.org/markup-compatibility/2006" xmlns:aink="http://schemas.microsoft.com/office/drawing/2016/ink" xmlns:am3d="http://schemas.microsoft.com/office/drawing/2017/model3d" xmlns:o="urn:schemas-microsoft-com:office:office" xmlns:oel="http://schemas.microsoft.com/office/2019/extlst" xmlns:r="http://schemas.openxmlformats.org/officeDocument/2006/relationships" xmlns:m="http://schemas.openxmlformats.org/officeDocument/2006/math" xmlns:v="urn:schemas-microsoft-com:vml" xmlns:wp14="http://schemas.microsoft.com/office/word/2010/wordprocessingDrawing" xmlns:wp="http://schemas.openxmlformats.org/drawingml/2006/wordprocessingDrawing" xmlns:w10="urn:schemas-microsoft-com:office:word" xmlns:w="http://schemas.openxmlformats.org/wordprocessingml/2006/main" xmlns:w14="http://schemas.microsoft.com/office/word/2010/wordml" xmlns:w15="http://schemas.microsoft.com/office/word/2012/wordml" xmlns:w16cex="http://schemas.microsoft.com/office/word/2018/wordml/cex" xmlns:w16cid="http://schemas.microsoft.com/office/word/2016/wordml/cid" xmlns:w16="http://schemas.microsoft.com/office/word/2018/wordml" xmlns:w16du="http://schemas.microsoft.com/office/word/2023/wordml/word16du" xmlns:w16sdtdh="http://schemas.microsoft.com/office/word/2020/wordml/sdtdatahash" xmlns:w16sdtfl="http://schemas.microsoft.com/office/word/2024/wordml/sdtformatlock" xmlns:w16se="http://schemas.microsoft.com/office/word/2015/wordml/symex" xmlns:wpg="http://schemas.microsoft.com/office/word/2010/wordprocessingGroup" xmlns:wpi="http://schemas.microsoft.com/office/word/2010/wordprocessingInk" xmlns:wne="http://schemas.microsoft.com/office/word/2006/wordml" xmlns:wps="http://schemas.microsoft.com/office/word/2010/wordprocessingShape" mc:Ignorable="w14 w15 w16se w16cid w16 w16cex w16sdtdh w16sdtfl w16du wp14">
+<w:endnotes xmlns:wpc="http://schemas.microsoft.com/office/word/2010/wordprocessingCanvas" xmlns:cx="http://schemas.microsoft.com/office/drawing/2014/chartex" xmlns:cx1="http://schemas.microsoft.com/office/drawing/2015/9/8/chartex" xmlns:cx2="http://schemas.microsoft.com/office/drawing/2015/10/21/chartex" xmlns:cx3="http://schemas.microsoft.com/office/drawing/2016/5/9/chartex" xmlns:cx4="http://schemas.microsoft.com/office/drawing/2016/5/10/chartex" xmlns:cx5="http://schemas.microsoft.com/office/drawing/2016/5/11/chartex" xmlns:cx6="http://schemas.microsoft.com/office/drawing/2016/5/12/chartex" xmlns:cx7="http://schemas.microsoft.com/office/drawing/2016/5/13/chartex" xmlns:cx8="http://schemas.microsoft.com/office/drawing/2016/5/14/chartex" xmlns:mc="http://schemas.openxmlformats.org/markup-compatibility/2006" xmlns:m="http://schemas.openxmlformats.org/officeDocument/2006/math" xmlns:aink="http://schemas.microsoft.com/office/drawing/2016/ink" xmlns:am3d="http://schemas.microsoft.com/office/drawing/2017/model3d" xmlns:oel="http://schemas.microsoft.com/office/2019/extlst" xmlns:r="http://schemas.openxmlformats.org/officeDocument/2006/relationships" xmlns:wp14="http://schemas.microsoft.com/office/word/2010/wordprocessingDrawing" xmlns:wp="http://schemas.openxmlformats.org/drawingml/2006/wordprocessingDrawing" xmlns:wpg="http://schemas.microsoft.com/office/word/2010/wordprocessingGroup" xmlns:wpi="http://schemas.microsoft.com/office/word/2010/wordprocessingInk" xmlns:wps="http://schemas.microsoft.com/office/word/2010/wordprocessingShape" xmlns:o="urn:schemas-microsoft-com:office:office" xmlns:v="urn:schemas-microsoft-com:vml" xmlns:w10="urn:schemas-microsoft-com:office:word" xmlns:w="http://schemas.openxmlformats.org/wordprocessingml/2006/main" xmlns:w14="http://schemas.microsoft.com/office/word/2010/wordml" xmlns:w15="http://schemas.microsoft.com/office/word/2012/wordml" xmlns:w16cei="http://schemas.microsoft.com/office/word/2026/wordml/cei" xmlns:w16cex="http://schemas.microsoft.com/office/word/2018/wordml/cex" xmlns:w16cid="http://schemas.microsoft.com/office/word/2016/wordml/cid" xmlns:w16="http://schemas.microsoft.com/office/word/2018/wordml" xmlns:w16sdtdh="http://schemas.microsoft.com/office/word/2020/wordml/sdtdatahash" xmlns:w16sdtfl="http://schemas.microsoft.com/office/word/2024/wordml/sdtformatlock" xmlns:w16se="http://schemas.microsoft.com/office/word/2015/wordml/symex" xmlns:w16du="http://schemas.microsoft.com/office/word/2023/wordml/word16du" xmlns:wne="http://schemas.microsoft.com/office/word/2006/wordml" mc:Ignorable="w14 w15 w16se w16cid w16 w16cex w16sdtdh w16sdtfl w16du wp14">
   <w:endnote w:type="separator" w:id="-1">
     <w:p>
       <w:r>
@@ -3394,7 +3383,7 @@
 </file>
 
 <file path=word/footer1.xml><?xml version="1.0" encoding="utf-8"?>
-<w:ftr xmlns:wpc="http://schemas.microsoft.com/office/word/2010/wordprocessingCanvas" xmlns:cx="http://schemas.microsoft.com/office/drawing/2014/chartex" xmlns:cx1="http://schemas.microsoft.com/office/drawing/2015/9/8/chartex" xmlns:cx2="http://schemas.microsoft.com/office/drawing/2015/10/21/chartex" xmlns:cx3="http://schemas.microsoft.com/office/drawing/2016/5/9/chartex" xmlns:cx4="http://schemas.microsoft.com/office/drawing/2016/5/10/chartex" xmlns:cx5="http://schemas.microsoft.com/office/drawing/2016/5/11/chartex" xmlns:cx6="http://schemas.microsoft.com/office/drawing/2016/5/12/chartex" xmlns:cx7="http://schemas.microsoft.com/office/drawing/2016/5/13/chartex" xmlns:cx8="http://schemas.microsoft.com/office/drawing/2016/5/14/chartex" xmlns:mc="http://schemas.openxmlformats.org/markup-compatibility/2006" xmlns:aink="http://schemas.microsoft.com/office/drawing/2016/ink" xmlns:am3d="http://schemas.microsoft.com/office/drawing/2017/model3d" xmlns:o="urn:schemas-microsoft-com:office:office" xmlns:oel="http://schemas.microsoft.com/office/2019/extlst" xmlns:r="http://schemas.openxmlformats.org/officeDocument/2006/relationships" xmlns:m="http://schemas.openxmlformats.org/officeDocument/2006/math" xmlns:v="urn:schemas-microsoft-com:vml" xmlns:wp14="http://schemas.microsoft.com/office/word/2010/wordprocessingDrawing" xmlns:wp="http://schemas.openxmlformats.org/drawingml/2006/wordprocessingDrawing" xmlns:w10="urn:schemas-microsoft-com:office:word" xmlns:w="http://schemas.openxmlformats.org/wordprocessingml/2006/main" xmlns:w14="http://schemas.microsoft.com/office/word/2010/wordml" xmlns:w15="http://schemas.microsoft.com/office/word/2012/wordml" xmlns:w16cex="http://schemas.microsoft.com/office/word/2018/wordml/cex" xmlns:w16cid="http://schemas.microsoft.com/office/word/2016/wordml/cid" xmlns:w16="http://schemas.microsoft.com/office/word/2018/wordml" xmlns:w16du="http://schemas.microsoft.com/office/word/2023/wordml/word16du" xmlns:w16sdtdh="http://schemas.microsoft.com/office/word/2020/wordml/sdtdatahash" xmlns:w16sdtfl="http://schemas.microsoft.com/office/word/2024/wordml/sdtformatlock" xmlns:w16se="http://schemas.microsoft.com/office/word/2015/wordml/symex" xmlns:wpg="http://schemas.microsoft.com/office/word/2010/wordprocessingGroup" xmlns:wpi="http://schemas.microsoft.com/office/word/2010/wordprocessingInk" xmlns:wne="http://schemas.microsoft.com/office/word/2006/wordml" xmlns:wps="http://schemas.microsoft.com/office/word/2010/wordprocessingShape" mc:Ignorable="w14 w15 w16se w16cid w16 w16cex w16sdtdh w16sdtfl w16du wp14">
+<w:ftr xmlns:wpc="http://schemas.microsoft.com/office/word/2010/wordprocessingCanvas" xmlns:cx="http://schemas.microsoft.com/office/drawing/2014/chartex" xmlns:cx1="http://schemas.microsoft.com/office/drawing/2015/9/8/chartex" xmlns:cx2="http://schemas.microsoft.com/office/drawing/2015/10/21/chartex" xmlns:cx3="http://schemas.microsoft.com/office/drawing/2016/5/9/chartex" xmlns:cx4="http://schemas.microsoft.com/office/drawing/2016/5/10/chartex" xmlns:cx5="http://schemas.microsoft.com/office/drawing/2016/5/11/chartex" xmlns:cx6="http://schemas.microsoft.com/office/drawing/2016/5/12/chartex" xmlns:cx7="http://schemas.microsoft.com/office/drawing/2016/5/13/chartex" xmlns:cx8="http://schemas.microsoft.com/office/drawing/2016/5/14/chartex" xmlns:mc="http://schemas.openxmlformats.org/markup-compatibility/2006" xmlns:m="http://schemas.openxmlformats.org/officeDocument/2006/math" xmlns:aink="http://schemas.microsoft.com/office/drawing/2016/ink" xmlns:am3d="http://schemas.microsoft.com/office/drawing/2017/model3d" xmlns:oel="http://schemas.microsoft.com/office/2019/extlst" xmlns:r="http://schemas.openxmlformats.org/officeDocument/2006/relationships" xmlns:wp14="http://schemas.microsoft.com/office/word/2010/wordprocessingDrawing" xmlns:wp="http://schemas.openxmlformats.org/drawingml/2006/wordprocessingDrawing" xmlns:wpg="http://schemas.microsoft.com/office/word/2010/wordprocessingGroup" xmlns:wpi="http://schemas.microsoft.com/office/word/2010/wordprocessingInk" xmlns:wps="http://schemas.microsoft.com/office/word/2010/wordprocessingShape" xmlns:o="urn:schemas-microsoft-com:office:office" xmlns:v="urn:schemas-microsoft-com:vml" xmlns:w10="urn:schemas-microsoft-com:office:word" xmlns:w="http://schemas.openxmlformats.org/wordprocessingml/2006/main" xmlns:w14="http://schemas.microsoft.com/office/word/2010/wordml" xmlns:w15="http://schemas.microsoft.com/office/word/2012/wordml" xmlns:w16cei="http://schemas.microsoft.com/office/word/2026/wordml/cei" xmlns:w16cex="http://schemas.microsoft.com/office/word/2018/wordml/cex" xmlns:w16cid="http://schemas.microsoft.com/office/word/2016/wordml/cid" xmlns:w16="http://schemas.microsoft.com/office/word/2018/wordml" xmlns:w16sdtdh="http://schemas.microsoft.com/office/word/2020/wordml/sdtdatahash" xmlns:w16sdtfl="http://schemas.microsoft.com/office/word/2024/wordml/sdtformatlock" xmlns:w16se="http://schemas.microsoft.com/office/word/2015/wordml/symex" xmlns:w16du="http://schemas.microsoft.com/office/word/2023/wordml/word16du" xmlns:wne="http://schemas.microsoft.com/office/word/2006/wordml" mc:Ignorable="w14 w15 w16se w16cid w16 w16cex w16sdtdh w16sdtfl w16du wp14">
   <w:p>
     <w:pPr>
       <w:pStyle w:val="Voettekst"/>
@@ -3442,7 +3431,7 @@
 </file>
 
 <file path=word/footnotes.xml><?xml version="1.0" encoding="utf-8"?>
-<w:footnotes xmlns:wpc="http://schemas.microsoft.com/office/word/2010/wordprocessingCanvas" xmlns:cx="http://schemas.microsoft.com/office/drawing/2014/chartex" xmlns:cx1="http://schemas.microsoft.com/office/drawing/2015/9/8/chartex" xmlns:cx2="http://schemas.microsoft.com/office/drawing/2015/10/21/chartex" xmlns:cx3="http://schemas.microsoft.com/office/drawing/2016/5/9/chartex" xmlns:cx4="http://schemas.microsoft.com/office/drawing/2016/5/10/chartex" xmlns:cx5="http://schemas.microsoft.com/office/drawing/2016/5/11/chartex" xmlns:cx6="http://schemas.microsoft.com/office/drawing/2016/5/12/chartex" xmlns:cx7="http://schemas.microsoft.com/office/drawing/2016/5/13/chartex" xmlns:cx8="http://schemas.microsoft.com/office/drawing/2016/5/14/chartex" xmlns:mc="http://schemas.openxmlformats.org/markup-compatibility/2006" xmlns:aink="http://schemas.microsoft.com/office/drawing/2016/ink" xmlns:am3d="http://schemas.microsoft.com/office/drawing/2017/model3d" xmlns:o="urn:schemas-microsoft-com:office:office" xmlns:oel="http://schemas.microsoft.com/office/2019/extlst" xmlns:r="http://schemas.openxmlformats.org/officeDocument/2006/relationships" xmlns:m="http://schemas.openxmlformats.org/officeDocument/2006/math" xmlns:v="urn:schemas-microsoft-com:vml" xmlns:wp14="http://schemas.microsoft.com/office/word/2010/wordprocessingDrawing" xmlns:wp="http://schemas.openxmlformats.org/drawingml/2006/wordprocessingDrawing" xmlns:w10="urn:schemas-microsoft-com:office:word" xmlns:w="http://schemas.openxmlformats.org/wordprocessingml/2006/main" xmlns:w14="http://schemas.microsoft.com/office/word/2010/wordml" xmlns:w15="http://schemas.microsoft.com/office/word/2012/wordml" xmlns:w16cex="http://schemas.microsoft.com/office/word/2018/wordml/cex" xmlns:w16cid="http://schemas.microsoft.com/office/word/2016/wordml/cid" xmlns:w16="http://schemas.microsoft.com/office/word/2018/wordml" xmlns:w16du="http://schemas.microsoft.com/office/word/2023/wordml/word16du" xmlns:w16sdtdh="http://schemas.microsoft.com/office/word/2020/wordml/sdtdatahash" xmlns:w16sdtfl="http://schemas.microsoft.com/office/word/2024/wordml/sdtformatlock" xmlns:w16se="http://schemas.microsoft.com/office/word/2015/wordml/symex" xmlns:wpg="http://schemas.microsoft.com/office/word/2010/wordprocessingGroup" xmlns:wpi="http://schemas.microsoft.com/office/word/2010/wordprocessingInk" xmlns:wne="http://schemas.microsoft.com/office/word/2006/wordml" xmlns:wps="http://schemas.microsoft.com/office/word/2010/wordprocessingShape" mc:Ignorable="w14 w15 w16se w16cid w16 w16cex w16sdtdh w16sdtfl w16du wp14">
+<w:footnotes xmlns:wpc="http://schemas.microsoft.com/office/word/2010/wordprocessingCanvas" xmlns:cx="http://schemas.microsoft.com/office/drawing/2014/chartex" xmlns:cx1="http://schemas.microsoft.com/office/drawing/2015/9/8/chartex" xmlns:cx2="http://schemas.microsoft.com/office/drawing/2015/10/21/chartex" xmlns:cx3="http://schemas.microsoft.com/office/drawing/2016/5/9/chartex" xmlns:cx4="http://schemas.microsoft.com/office/drawing/2016/5/10/chartex" xmlns:cx5="http://schemas.microsoft.com/office/drawing/2016/5/11/chartex" xmlns:cx6="http://schemas.microsoft.com/office/drawing/2016/5/12/chartex" xmlns:cx7="http://schemas.microsoft.com/office/drawing/2016/5/13/chartex" xmlns:cx8="http://schemas.microsoft.com/office/drawing/2016/5/14/chartex" xmlns:mc="http://schemas.openxmlformats.org/markup-compatibility/2006" xmlns:m="http://schemas.openxmlformats.org/officeDocument/2006/math" xmlns:aink="http://schemas.microsoft.com/office/drawing/2016/ink" xmlns:am3d="http://schemas.microsoft.com/office/drawing/2017/model3d" xmlns:oel="http://schemas.microsoft.com/office/2019/extlst" xmlns:r="http://schemas.openxmlformats.org/officeDocument/2006/relationships" xmlns:wp14="http://schemas.microsoft.com/office/word/2010/wordprocessingDrawing" xmlns:wp="http://schemas.openxmlformats.org/drawingml/2006/wordprocessingDrawing" xmlns:wpg="http://schemas.microsoft.com/office/word/2010/wordprocessingGroup" xmlns:wpi="http://schemas.microsoft.com/office/word/2010/wordprocessingInk" xmlns:wps="http://schemas.microsoft.com/office/word/2010/wordprocessingShape" xmlns:o="urn:schemas-microsoft-com:office:office" xmlns:v="urn:schemas-microsoft-com:vml" xmlns:w10="urn:schemas-microsoft-com:office:word" xmlns:w="http://schemas.openxmlformats.org/wordprocessingml/2006/main" xmlns:w14="http://schemas.microsoft.com/office/word/2010/wordml" xmlns:w15="http://schemas.microsoft.com/office/word/2012/wordml" xmlns:w16cei="http://schemas.microsoft.com/office/word/2026/wordml/cei" xmlns:w16cex="http://schemas.microsoft.com/office/word/2018/wordml/cex" xmlns:w16cid="http://schemas.microsoft.com/office/word/2016/wordml/cid" xmlns:w16="http://schemas.microsoft.com/office/word/2018/wordml" xmlns:w16sdtdh="http://schemas.microsoft.com/office/word/2020/wordml/sdtdatahash" xmlns:w16sdtfl="http://schemas.microsoft.com/office/word/2024/wordml/sdtformatlock" xmlns:w16se="http://schemas.microsoft.com/office/word/2015/wordml/symex" xmlns:w16du="http://schemas.microsoft.com/office/word/2023/wordml/word16du" xmlns:wne="http://schemas.microsoft.com/office/word/2006/wordml" mc:Ignorable="w14 w15 w16se w16cid w16 w16cex w16sdtdh w16sdtfl w16du wp14">
   <w:footnote w:type="separator" w:id="-1">
     <w:p>
       <w:r>
@@ -3461,7 +3450,7 @@
 </file>
 
 <file path=word/header1.xml><?xml version="1.0" encoding="utf-8"?>
-<w:hdr xmlns:wpc="http://schemas.microsoft.com/office/word/2010/wordprocessingCanvas" xmlns:cx="http://schemas.microsoft.com/office/drawing/2014/chartex" xmlns:cx1="http://schemas.microsoft.com/office/drawing/2015/9/8/chartex" xmlns:cx2="http://schemas.microsoft.com/office/drawing/2015/10/21/chartex" xmlns:cx3="http://schemas.microsoft.com/office/drawing/2016/5/9/chartex" xmlns:cx4="http://schemas.microsoft.com/office/drawing/2016/5/10/chartex" xmlns:cx5="http://schemas.microsoft.com/office/drawing/2016/5/11/chartex" xmlns:cx6="http://schemas.microsoft.com/office/drawing/2016/5/12/chartex" xmlns:cx7="http://schemas.microsoft.com/office/drawing/2016/5/13/chartex" xmlns:cx8="http://schemas.microsoft.com/office/drawing/2016/5/14/chartex" xmlns:mc="http://schemas.openxmlformats.org/markup-compatibility/2006" xmlns:aink="http://schemas.microsoft.com/office/drawing/2016/ink" xmlns:am3d="http://schemas.microsoft.com/office/drawing/2017/model3d" xmlns:o="urn:schemas-microsoft-com:office:office" xmlns:oel="http://schemas.microsoft.com/office/2019/extlst" xmlns:r="http://schemas.openxmlformats.org/officeDocument/2006/relationships" xmlns:m="http://schemas.openxmlformats.org/officeDocument/2006/math" xmlns:v="urn:schemas-microsoft-com:vml" xmlns:wp14="http://schemas.microsoft.com/office/word/2010/wordprocessingDrawing" xmlns:wp="http://schemas.openxmlformats.org/drawingml/2006/wordprocessingDrawing" xmlns:w10="urn:schemas-microsoft-com:office:word" xmlns:w="http://schemas.openxmlformats.org/wordprocessingml/2006/main" xmlns:w14="http://schemas.microsoft.com/office/word/2010/wordml" xmlns:w15="http://schemas.microsoft.com/office/word/2012/wordml" xmlns:w16cex="http://schemas.microsoft.com/office/word/2018/wordml/cex" xmlns:w16cid="http://schemas.microsoft.com/office/word/2016/wordml/cid" xmlns:w16="http://schemas.microsoft.com/office/word/2018/wordml" xmlns:w16du="http://schemas.microsoft.com/office/word/2023/wordml/word16du" xmlns:w16sdtdh="http://schemas.microsoft.com/office/word/2020/wordml/sdtdatahash" xmlns:w16sdtfl="http://schemas.microsoft.com/office/word/2024/wordml/sdtformatlock" xmlns:w16se="http://schemas.microsoft.com/office/word/2015/wordml/symex" xmlns:wpg="http://schemas.microsoft.com/office/word/2010/wordprocessingGroup" xmlns:wpi="http://schemas.microsoft.com/office/word/2010/wordprocessingInk" xmlns:wne="http://schemas.microsoft.com/office/word/2006/wordml" xmlns:wps="http://schemas.microsoft.com/office/word/2010/wordprocessingShape" mc:Ignorable="w14 w15 w16se w16cid w16 w16cex w16sdtdh w16sdtfl w16du wp14">
+<w:hdr xmlns:wpc="http://schemas.microsoft.com/office/word/2010/wordprocessingCanvas" xmlns:cx="http://schemas.microsoft.com/office/drawing/2014/chartex" xmlns:cx1="http://schemas.microsoft.com/office/drawing/2015/9/8/chartex" xmlns:cx2="http://schemas.microsoft.com/office/drawing/2015/10/21/chartex" xmlns:cx3="http://schemas.microsoft.com/office/drawing/2016/5/9/chartex" xmlns:cx4="http://schemas.microsoft.com/office/drawing/2016/5/10/chartex" xmlns:cx5="http://schemas.microsoft.com/office/drawing/2016/5/11/chartex" xmlns:cx6="http://schemas.microsoft.com/office/drawing/2016/5/12/chartex" xmlns:cx7="http://schemas.microsoft.com/office/drawing/2016/5/13/chartex" xmlns:cx8="http://schemas.microsoft.com/office/drawing/2016/5/14/chartex" xmlns:mc="http://schemas.openxmlformats.org/markup-compatibility/2006" xmlns:m="http://schemas.openxmlformats.org/officeDocument/2006/math" xmlns:aink="http://schemas.microsoft.com/office/drawing/2016/ink" xmlns:am3d="http://schemas.microsoft.com/office/drawing/2017/model3d" xmlns:oel="http://schemas.microsoft.com/office/2019/extlst" xmlns:r="http://schemas.openxmlformats.org/officeDocument/2006/relationships" xmlns:wp14="http://schemas.microsoft.com/office/word/2010/wordprocessingDrawing" xmlns:wp="http://schemas.openxmlformats.org/drawingml/2006/wordprocessingDrawing" xmlns:wpg="http://schemas.microsoft.com/office/word/2010/wordprocessingGroup" xmlns:wpi="http://schemas.microsoft.com/office/word/2010/wordprocessingInk" xmlns:wps="http://schemas.microsoft.com/office/word/2010/wordprocessingShape" xmlns:o="urn:schemas-microsoft-com:office:office" xmlns:v="urn:schemas-microsoft-com:vml" xmlns:w10="urn:schemas-microsoft-com:office:word" xmlns:w="http://schemas.openxmlformats.org/wordprocessingml/2006/main" xmlns:w14="http://schemas.microsoft.com/office/word/2010/wordml" xmlns:w15="http://schemas.microsoft.com/office/word/2012/wordml" xmlns:w16cei="http://schemas.microsoft.com/office/word/2026/wordml/cei" xmlns:w16cex="http://schemas.microsoft.com/office/word/2018/wordml/cex" xmlns:w16cid="http://schemas.microsoft.com/office/word/2016/wordml/cid" xmlns:w16="http://schemas.microsoft.com/office/word/2018/wordml" xmlns:w16sdtdh="http://schemas.microsoft.com/office/word/2020/wordml/sdtdatahash" xmlns:w16sdtfl="http://schemas.microsoft.com/office/word/2024/wordml/sdtformatlock" xmlns:w16se="http://schemas.microsoft.com/office/word/2015/wordml/symex" xmlns:w16du="http://schemas.microsoft.com/office/word/2023/wordml/word16du" xmlns:wne="http://schemas.microsoft.com/office/word/2006/wordml" mc:Ignorable="w14 w15 w16se w16cid w16 w16cex w16sdtdh w16sdtfl w16du wp14">
   <w:sdt>
     <w:sdtPr>
       <w:rPr>
@@ -3512,7 +3501,7 @@
 </file>
 
 <file path=word/header2.xml><?xml version="1.0" encoding="utf-8"?>
-<w:hdr xmlns:wpc="http://schemas.microsoft.com/office/word/2010/wordprocessingCanvas" xmlns:cx="http://schemas.microsoft.com/office/drawing/2014/chartex" xmlns:cx1="http://schemas.microsoft.com/office/drawing/2015/9/8/chartex" xmlns:cx2="http://schemas.microsoft.com/office/drawing/2015/10/21/chartex" xmlns:cx3="http://schemas.microsoft.com/office/drawing/2016/5/9/chartex" xmlns:cx4="http://schemas.microsoft.com/office/drawing/2016/5/10/chartex" xmlns:cx5="http://schemas.microsoft.com/office/drawing/2016/5/11/chartex" xmlns:cx6="http://schemas.microsoft.com/office/drawing/2016/5/12/chartex" xmlns:cx7="http://schemas.microsoft.com/office/drawing/2016/5/13/chartex" xmlns:cx8="http://schemas.microsoft.com/office/drawing/2016/5/14/chartex" xmlns:mc="http://schemas.openxmlformats.org/markup-compatibility/2006" xmlns:aink="http://schemas.microsoft.com/office/drawing/2016/ink" xmlns:am3d="http://schemas.microsoft.com/office/drawing/2017/model3d" xmlns:o="urn:schemas-microsoft-com:office:office" xmlns:oel="http://schemas.microsoft.com/office/2019/extlst" xmlns:r="http://schemas.openxmlformats.org/officeDocument/2006/relationships" xmlns:m="http://schemas.openxmlformats.org/officeDocument/2006/math" xmlns:v="urn:schemas-microsoft-com:vml" xmlns:wp14="http://schemas.microsoft.com/office/word/2010/wordprocessingDrawing" xmlns:wp="http://schemas.openxmlformats.org/drawingml/2006/wordprocessingDrawing" xmlns:w10="urn:schemas-microsoft-com:office:word" xmlns:w="http://schemas.openxmlformats.org/wordprocessingml/2006/main" xmlns:w14="http://schemas.microsoft.com/office/word/2010/wordml" xmlns:w15="http://schemas.microsoft.com/office/word/2012/wordml" xmlns:w16cex="http://schemas.microsoft.com/office/word/2018/wordml/cex" xmlns:w16cid="http://schemas.microsoft.com/office/word/2016/wordml/cid" xmlns:w16="http://schemas.microsoft.com/office/word/2018/wordml" xmlns:w16du="http://schemas.microsoft.com/office/word/2023/wordml/word16du" xmlns:w16sdtdh="http://schemas.microsoft.com/office/word/2020/wordml/sdtdatahash" xmlns:w16sdtfl="http://schemas.microsoft.com/office/word/2024/wordml/sdtformatlock" xmlns:w16se="http://schemas.microsoft.com/office/word/2015/wordml/symex" xmlns:wpg="http://schemas.microsoft.com/office/word/2010/wordprocessingGroup" xmlns:wpi="http://schemas.microsoft.com/office/word/2010/wordprocessingInk" xmlns:wne="http://schemas.microsoft.com/office/word/2006/wordml" xmlns:wps="http://schemas.microsoft.com/office/word/2010/wordprocessingShape" mc:Ignorable="w14 w15 w16se w16cid w16 w16cex w16sdtdh w16sdtfl w16du wp14">
+<w:hdr xmlns:wpc="http://schemas.microsoft.com/office/word/2010/wordprocessingCanvas" xmlns:cx="http://schemas.microsoft.com/office/drawing/2014/chartex" xmlns:cx1="http://schemas.microsoft.com/office/drawing/2015/9/8/chartex" xmlns:cx2="http://schemas.microsoft.com/office/drawing/2015/10/21/chartex" xmlns:cx3="http://schemas.microsoft.com/office/drawing/2016/5/9/chartex" xmlns:cx4="http://schemas.microsoft.com/office/drawing/2016/5/10/chartex" xmlns:cx5="http://schemas.microsoft.com/office/drawing/2016/5/11/chartex" xmlns:cx6="http://schemas.microsoft.com/office/drawing/2016/5/12/chartex" xmlns:cx7="http://schemas.microsoft.com/office/drawing/2016/5/13/chartex" xmlns:cx8="http://schemas.microsoft.com/office/drawing/2016/5/14/chartex" xmlns:mc="http://schemas.openxmlformats.org/markup-compatibility/2006" xmlns:m="http://schemas.openxmlformats.org/officeDocument/2006/math" xmlns:aink="http://schemas.microsoft.com/office/drawing/2016/ink" xmlns:am3d="http://schemas.microsoft.com/office/drawing/2017/model3d" xmlns:oel="http://schemas.microsoft.com/office/2019/extlst" xmlns:r="http://schemas.openxmlformats.org/officeDocument/2006/relationships" xmlns:wp14="http://schemas.microsoft.com/office/word/2010/wordprocessingDrawing" xmlns:wp="http://schemas.openxmlformats.org/drawingml/2006/wordprocessingDrawing" xmlns:wpg="http://schemas.microsoft.com/office/word/2010/wordprocessingGroup" xmlns:wpi="http://schemas.microsoft.com/office/word/2010/wordprocessingInk" xmlns:wps="http://schemas.microsoft.com/office/word/2010/wordprocessingShape" xmlns:o="urn:schemas-microsoft-com:office:office" xmlns:v="urn:schemas-microsoft-com:vml" xmlns:w10="urn:schemas-microsoft-com:office:word" xmlns:w="http://schemas.openxmlformats.org/wordprocessingml/2006/main" xmlns:w14="http://schemas.microsoft.com/office/word/2010/wordml" xmlns:w15="http://schemas.microsoft.com/office/word/2012/wordml" xmlns:w16cei="http://schemas.microsoft.com/office/word/2026/wordml/cei" xmlns:w16cex="http://schemas.microsoft.com/office/word/2018/wordml/cex" xmlns:w16cid="http://schemas.microsoft.com/office/word/2016/wordml/cid" xmlns:w16="http://schemas.microsoft.com/office/word/2018/wordml" xmlns:w16sdtdh="http://schemas.microsoft.com/office/word/2020/wordml/sdtdatahash" xmlns:w16sdtfl="http://schemas.microsoft.com/office/word/2024/wordml/sdtformatlock" xmlns:w16se="http://schemas.microsoft.com/office/word/2015/wordml/symex" xmlns:w16du="http://schemas.microsoft.com/office/word/2023/wordml/word16du" xmlns:wne="http://schemas.microsoft.com/office/word/2006/wordml" mc:Ignorable="w14 w15 w16se w16cid w16 w16cex w16sdtdh w16sdtfl w16du wp14">
   <w:sdt>
     <w:sdtPr>
       <w:rPr>
@@ -3576,7 +3565,7 @@
 </file>
 
 <file path=word/styles.xml><?xml version="1.0" encoding="utf-8"?>
-<w:styles xmlns:mc="http://schemas.openxmlformats.org/markup-compatibility/2006" xmlns:r="http://schemas.openxmlformats.org/officeDocument/2006/relationships" xmlns:w="http://schemas.openxmlformats.org/wordprocessingml/2006/main" xmlns:w14="http://schemas.microsoft.com/office/word/2010/wordml" xmlns:w15="http://schemas.microsoft.com/office/word/2012/wordml" xmlns:w16cex="http://schemas.microsoft.com/office/word/2018/wordml/cex" xmlns:w16cid="http://schemas.microsoft.com/office/word/2016/wordml/cid" xmlns:w16="http://schemas.microsoft.com/office/word/2018/wordml" xmlns:w16du="http://schemas.microsoft.com/office/word/2023/wordml/word16du" xmlns:w16sdtdh="http://schemas.microsoft.com/office/word/2020/wordml/sdtdatahash" xmlns:w16sdtfl="http://schemas.microsoft.com/office/word/2024/wordml/sdtformatlock" xmlns:w16se="http://schemas.microsoft.com/office/word/2015/wordml/symex" mc:Ignorable="w14 w15 w16se w16cid w16 w16cex w16sdtdh w16sdtfl w16du">
+<w:styles xmlns:mc="http://schemas.openxmlformats.org/markup-compatibility/2006" xmlns:r="http://schemas.openxmlformats.org/officeDocument/2006/relationships" xmlns:w="http://schemas.openxmlformats.org/wordprocessingml/2006/main" xmlns:w14="http://schemas.microsoft.com/office/word/2010/wordml" xmlns:w15="http://schemas.microsoft.com/office/word/2012/wordml" xmlns:w16cex="http://schemas.microsoft.com/office/word/2018/wordml/cex" xmlns:w16cid="http://schemas.microsoft.com/office/word/2016/wordml/cid" xmlns:w16="http://schemas.microsoft.com/office/word/2018/wordml" xmlns:w16sdtdh="http://schemas.microsoft.com/office/word/2020/wordml/sdtdatahash" xmlns:w16sdtfl="http://schemas.microsoft.com/office/word/2024/wordml/sdtformatlock" xmlns:w16se="http://schemas.microsoft.com/office/word/2015/wordml/symex" xmlns:w16du="http://schemas.microsoft.com/office/word/2023/wordml/word16du" mc:Ignorable="w14 w15 w16se w16cid w16 w16cex w16sdtdh w16sdtfl w16du">
   <w:docDefaults>
     <w:rPrDefault>
       <w:rPr>

--- a/src/content/bios/Salter-JA 2022.docx
+++ b/src/content/bios/Salter-JA 2022.docx
@@ -157,23 +157,11 @@
         <w:jc w:val="both"/>
       </w:pPr>
       <w:r>
-        <w:fldChar w:fldCharType="begin"/>
-      </w:r>
-      <w:r>
-        <w:instrText xml:space="preserve"> INCLUDEPICTURE "/var/folders/9v/225tk7zx5sb9c4sf0kklp89h0000gn/T/com.microsoft.Word/WebArchiveCopyPasteTempFiles/37277v.jpg#h=1024&amp;w=748" \* MERGEFORMATINET </w:instrText>
-      </w:r>
-      <w:r>
-        <w:fldChar w:fldCharType="separate"/>
-      </w:r>
-      <w:r>
-        <w:rPr>
-          <w:noProof/>
-        </w:rPr>
         <w:drawing>
-          <wp:inline distT="0" distB="0" distL="0" distR="0" wp14:anchorId="400000AC" wp14:editId="5B69973D">
-            <wp:extent cx="1816100" cy="2898273"/>
-            <wp:effectExtent l="0" t="0" r="0" b="0"/>
-            <wp:docPr id="3" name="Afbeelding 3"/>
+          <wp:inline distT="0" distB="0" distL="0" distR="0" wp14:anchorId="46990B46" wp14:editId="05488436">
+            <wp:extent cx="2044700" cy="2742550"/>
+            <wp:effectExtent l="0" t="0" r="0" b="1270"/>
+            <wp:docPr id="1368180876" name="Afbeelding 1"/>
             <wp:cNvGraphicFramePr>
               <a:graphicFrameLocks xmlns:a="http://schemas.openxmlformats.org/drawingml/2006/main" noChangeAspect="1"/>
             </wp:cNvGraphicFramePr>
@@ -181,39 +169,23 @@
               <a:graphicData uri="http://schemas.openxmlformats.org/drawingml/2006/picture">
                 <pic:pic xmlns:pic="http://schemas.openxmlformats.org/drawingml/2006/picture">
                   <pic:nvPicPr>
-                    <pic:cNvPr id="0" name="Picture 9"/>
-                    <pic:cNvPicPr>
-                      <a:picLocks noChangeAspect="1" noChangeArrowheads="1"/>
-                    </pic:cNvPicPr>
+                    <pic:cNvPr id="1368180876" name=""/>
+                    <pic:cNvPicPr/>
                   </pic:nvPicPr>
-                  <pic:blipFill rotWithShape="1">
-                    <a:blip r:embed="rId6">
-                      <a:extLst>
-                        <a:ext uri="{28A0092B-C50C-407E-A947-70E740481C1C}">
-                          <a14:useLocalDpi xmlns:a14="http://schemas.microsoft.com/office/drawing/2010/main" val="0"/>
-                        </a:ext>
-                      </a:extLst>
-                    </a:blip>
-                    <a:srcRect l="11091" t="8912" r="17559" b="7912"/>
-                    <a:stretch/>
+                  <pic:blipFill>
+                    <a:blip r:embed="rId6"/>
+                    <a:stretch>
+                      <a:fillRect/>
+                    </a:stretch>
                   </pic:blipFill>
-                  <pic:spPr bwMode="auto">
+                  <pic:spPr>
                     <a:xfrm>
                       <a:off x="0" y="0"/>
-                      <a:ext cx="1947062" cy="3107272"/>
+                      <a:ext cx="2061259" cy="2764761"/>
                     </a:xfrm>
                     <a:prstGeom prst="rect">
                       <a:avLst/>
                     </a:prstGeom>
-                    <a:noFill/>
-                    <a:ln>
-                      <a:noFill/>
-                    </a:ln>
-                    <a:extLst>
-                      <a:ext uri="{53640926-AAD7-44D8-BBD7-CCE9431645EC}">
-                        <a14:shadowObscured xmlns:a14="http://schemas.microsoft.com/office/drawing/2010/main"/>
-                      </a:ext>
-                    </a:extLst>
                   </pic:spPr>
                 </pic:pic>
               </a:graphicData>
@@ -221,9 +193,6 @@
           </wp:inline>
         </w:drawing>
       </w:r>
-      <w:r>
-        <w:fldChar w:fldCharType="end"/>
-      </w:r>
     </w:p>
     <w:p>
       <w:pPr>
@@ -236,7 +205,40 @@
         <w:rPr>
           <w:rFonts w:cs="Times New Roman"/>
         </w:rPr>
-        <w:t>Salter, n.d., United Nations Archives at Geneva, LN/119</w:t>
+        <w:t xml:space="preserve">Salter, </w:t>
+      </w:r>
+      <w:r>
+        <w:rPr>
+          <w:rFonts w:cs="Times New Roman"/>
+        </w:rPr>
+        <w:t>1900</w:t>
+      </w:r>
+      <w:r>
+        <w:rPr>
+          <w:rFonts w:cs="Times New Roman"/>
+        </w:rPr>
+        <w:t>, United Nations Archives at Geneva, LN/119</w:t>
+      </w:r>
+      <w:r>
+        <w:rPr>
+          <w:rFonts w:cs="Times New Roman"/>
+        </w:rPr>
+        <w:t xml:space="preserve"> </w:t>
+      </w:r>
+      <w:r>
+        <w:rPr>
+          <w:rFonts w:cs="Times New Roman"/>
+        </w:rPr>
+        <w:t>(</w:t>
+      </w:r>
+      <w:r>
+        <w:t>Library of Congress</w:t>
+      </w:r>
+      <w:r>
+        <w:t>, LC-B2-6220-2</w:t>
+      </w:r>
+      <w:r>
+        <w:t>)</w:t>
       </w:r>
     </w:p>
     <w:p>
